--- a/docs/entrega_3/04_Manual_de_usuario.docx
+++ b/docs/entrega_3/04_Manual_de_usuario.docx
@@ -32,7 +32,7 @@
           <w:sz w:val="22"/>
           <w:szCs w:val="22"/>
         </w:rPr>
-        <w:t>Entrega 3 · Guía para usar MESSI en Windows</w:t>
+        <w:t>Entrega 3 · Guía para usar MESSI 0.4.0 en Windows</w:t>
       </w:r>
     </w:p>
     <w:tbl>
@@ -264,7 +264,7 @@
                 <w:sz w:val="19"/>
                 <w:szCs w:val="19"/>
               </w:rPr>
-              <w:t>0.3.0</w:t>
+              <w:t>0.4.0</w:t>
             </w:r>
           </w:p>
         </w:tc>
@@ -519,7 +519,7 @@
         <w:drawing>
           <wp:inline xmlns:a="http://schemas.openxmlformats.org/drawingml/2006/main" xmlns:pic="http://schemas.openxmlformats.org/drawingml/2006/picture">
             <wp:extent cx="4206240" cy="3263705"/>
-            <wp:docPr id="1" name="Picture 1" descr="10 instalador informacion"/>
+            <wp:docPr id="1" name="Picture 1" descr="14 instalador informacion"/>
             <wp:cNvGraphicFramePr>
               <a:graphicFrameLocks noChangeAspect="1"/>
             </wp:cNvGraphicFramePr>
@@ -527,7 +527,7 @@
               <a:graphicData uri="http://schemas.openxmlformats.org/drawingml/2006/picture">
                 <pic:pic>
                   <pic:nvPicPr>
-                    <pic:cNvPr id="0" name="10_instalador_informacion.png"/>
+                    <pic:cNvPr id="0" name="14_instalador_informacion.jpg"/>
                     <pic:cNvPicPr/>
                   </pic:nvPicPr>
                   <pic:blipFill>
@@ -587,7 +587,7 @@
         <w:drawing>
           <wp:inline xmlns:a="http://schemas.openxmlformats.org/drawingml/2006/main" xmlns:pic="http://schemas.openxmlformats.org/drawingml/2006/picture">
             <wp:extent cx="4206240" cy="3263705"/>
-            <wp:docPr id="2" name="Picture 2" descr="11 instalador acceso"/>
+            <wp:docPr id="2" name="Picture 2" descr="15 instalador acceso"/>
             <wp:cNvGraphicFramePr>
               <a:graphicFrameLocks noChangeAspect="1"/>
             </wp:cNvGraphicFramePr>
@@ -595,7 +595,7 @@
               <a:graphicData uri="http://schemas.openxmlformats.org/drawingml/2006/picture">
                 <pic:pic>
                   <pic:nvPicPr>
-                    <pic:cNvPr id="0" name="11_instalador_acceso.png"/>
+                    <pic:cNvPr id="0" name="15_instalador_acceso.jpg"/>
                     <pic:cNvPicPr/>
                   </pic:nvPicPr>
                   <pic:blipFill>
@@ -655,7 +655,7 @@
         <w:drawing>
           <wp:inline xmlns:a="http://schemas.openxmlformats.org/drawingml/2006/main" xmlns:pic="http://schemas.openxmlformats.org/drawingml/2006/picture">
             <wp:extent cx="4206240" cy="3263705"/>
-            <wp:docPr id="3" name="Picture 3" descr="12 instalador listo"/>
+            <wp:docPr id="3" name="Picture 3" descr="16 instalador listo"/>
             <wp:cNvGraphicFramePr>
               <a:graphicFrameLocks noChangeAspect="1"/>
             </wp:cNvGraphicFramePr>
@@ -663,7 +663,7 @@
               <a:graphicData uri="http://schemas.openxmlformats.org/drawingml/2006/picture">
                 <pic:pic>
                   <pic:nvPicPr>
-                    <pic:cNvPr id="0" name="12_instalador_listo.png"/>
+                    <pic:cNvPr id="0" name="16_instalador_listo.jpg"/>
                     <pic:cNvPicPr/>
                   </pic:nvPicPr>
                   <pic:blipFill>
@@ -703,7 +703,7 @@
           <w:i w:val="0"/>
           <w:color w:val="222222"/>
         </w:rPr>
-        <w:t>Abre el acceso MESSI del escritorio o del menú Inicio. Mantén abierta esta ventana de control mientras trabajas; el navegador se abre en tu computadora. Si la pestaña se cerró, pulsa Abrir MESSI.</w:t>
+        <w:t>Abre el acceso MESSI del escritorio o del menú Inicio. Espera a que la ventana de control indique Todo listo. Mantén esa ventana abierta mientras trabajas; el navegador se abre en tu computadora. Si la pestaña se cerró, pulsa Abrir MESSI. Debajo del botón principal están las acciones para respaldar y revisar el funcionamiento.</w:t>
       </w:r>
     </w:p>
     <w:p>
@@ -723,8 +723,8 @@
       <w:r>
         <w:drawing>
           <wp:inline xmlns:a="http://schemas.openxmlformats.org/drawingml/2006/main" xmlns:pic="http://schemas.openxmlformats.org/drawingml/2006/picture">
-            <wp:extent cx="3840480" cy="2727297"/>
-            <wp:docPr id="4" name="Picture 4" descr="15 control messi"/>
+            <wp:extent cx="4206240" cy="3327122"/>
+            <wp:docPr id="4" name="Picture 4" descr="17 control instalado"/>
             <wp:cNvGraphicFramePr>
               <a:graphicFrameLocks noChangeAspect="1"/>
             </wp:cNvGraphicFramePr>
@@ -732,7 +732,7 @@
               <a:graphicData uri="http://schemas.openxmlformats.org/drawingml/2006/picture">
                 <pic:pic>
                   <pic:nvPicPr>
-                    <pic:cNvPr id="0" name="15_control_messi.png"/>
+                    <pic:cNvPr id="0" name="17_control_instalado.jpg"/>
                     <pic:cNvPicPr/>
                   </pic:nvPicPr>
                   <pic:blipFill>
@@ -744,7 +744,7 @@
                   <pic:spPr>
                     <a:xfrm>
                       <a:off x="0" y="0"/>
-                      <a:ext cx="3840480" cy="2727297"/>
+                      <a:ext cx="4206240" cy="3327122"/>
                     </a:xfrm>
                     <a:prstGeom prst="rect"/>
                   </pic:spPr>
@@ -781,7 +781,7 @@
           <w:i w:val="0"/>
           <w:color w:val="222222"/>
         </w:rPr>
-        <w:t>En la barra lateral elige Docente. En ¿Cómo quieres ingresar los datos? elige Pegar tabla. Para cargar un archivo puedes usar Excel o CSV y Descargar plantilla de Excel; cambia sus filas de ejemplo, conserva encabezados y guarda como .xlsx sin fórmulas.</w:t>
+        <w:t>En la barra lateral elige Docente. Las tres tarjetas de progreso te guían: cargar y revisar, guardar indicadores, calcular y descargar. En ¿Cómo quieres ingresar los datos? elige Pegar tabla. Para cargar un archivo elige Excel o CSV y Descargar plantilla de Excel; cambia las filas de ejemplo, conserva encabezados y guarda como .xlsx sin fórmulas.</w:t>
       </w:r>
     </w:p>
     <w:p>
@@ -800,7 +800,7 @@
       <w:r>
         <w:drawing>
           <wp:inline xmlns:a="http://schemas.openxmlformats.org/drawingml/2006/main" xmlns:pic="http://schemas.openxmlformats.org/drawingml/2006/picture">
-            <wp:extent cx="1371600" cy="741783"/>
+            <wp:extent cx="1371600" cy="1726602"/>
             <wp:docPr id="5" name="Picture 5" descr="01 docente inicio"/>
             <wp:cNvGraphicFramePr>
               <a:graphicFrameLocks noChangeAspect="1"/>
@@ -814,7 +814,7 @@
                   </pic:nvPicPr>
                   <pic:blipFill>
                     <a:blip r:embed="rId14"/>
-                    <a:srcRect l="729" t="9449" r="89062" b="78628"/>
+                    <a:srcRect l="1464" t="21444" r="86091" b="54778"/>
                     <a:stretch>
                       <a:fillRect/>
                     </a:stretch>
@@ -822,7 +822,7 @@
                   <pic:spPr>
                     <a:xfrm>
                       <a:off x="0" y="0"/>
-                      <a:ext cx="1371600" cy="741783"/>
+                      <a:ext cx="1371600" cy="1726602"/>
                     </a:xfrm>
                     <a:prstGeom prst="rect"/>
                   </pic:spPr>
@@ -838,7 +838,7 @@
       <w:r>
         <w:drawing>
           <wp:inline xmlns:a="http://schemas.openxmlformats.org/drawingml/2006/main" xmlns:pic="http://schemas.openxmlformats.org/drawingml/2006/picture">
-            <wp:extent cx="4206240" cy="979315"/>
+            <wp:extent cx="4206240" cy="1236268"/>
             <wp:docPr id="6" name="Picture 6" descr="01 docente inicio"/>
             <wp:cNvGraphicFramePr>
               <a:graphicFrameLocks noChangeAspect="1"/>
@@ -852,7 +852,7 @@
                   </pic:nvPicPr>
                   <pic:blipFill>
                     <a:blip r:embed="rId14"/>
-                    <a:srcRect l="17500" t="55568" r="55208" b="30709"/>
+                    <a:srcRect l="21230" t="50111" r="36676" b="31111"/>
                     <a:stretch>
                       <a:fillRect/>
                     </a:stretch>
@@ -860,7 +860,7 @@
                   <pic:spPr>
                     <a:xfrm>
                       <a:off x="0" y="0"/>
-                      <a:ext cx="4206240" cy="979315"/>
+                      <a:ext cx="4206240" cy="1236268"/>
                     </a:xfrm>
                     <a:prstGeom prst="rect"/>
                   </pic:spPr>
@@ -890,11 +890,11 @@
         </w:rPr>
         <w:t>En Tabla del primer parcial pega una fila por estudiante. Para practicar usa estas tres filas ficticias, separadas por punto y coma:</w:t>
         <w:br/>
-        <w:t>EST-001;5,8;70;50</w:t>
+        <w:t>EST-401;5,8;70;50</w:t>
         <w:br/>
-        <w:t>EST-002;8,7;95;90</w:t>
+        <w:t>EST-402;8,2;92;88</w:t>
         <w:br/>
-        <w:t>EST-003;4,2;55;40</w:t>
+        <w:t>EST-403;7,0;85;80</w:t>
         <w:br/>
         <w:t>Pulsa Revisar tabla pegada. Las columnas son código, nota, asistencia y tareas; 80 representa 80 %. También puedes elegir Captura directa o Ejemplo sintético.</w:t>
       </w:r>
@@ -915,8 +915,8 @@
       <w:r>
         <w:drawing>
           <wp:inline xmlns:a="http://schemas.openxmlformats.org/drawingml/2006/main" xmlns:pic="http://schemas.openxmlformats.org/drawingml/2006/picture">
-            <wp:extent cx="5760720" cy="2265546"/>
-            <wp:docPr id="7" name="Picture 7" descr="02 entrada tabla"/>
+            <wp:extent cx="5760720" cy="2691483"/>
+            <wp:docPr id="7" name="Picture 7" descr="03 tabla pegada"/>
             <wp:cNvGraphicFramePr>
               <a:graphicFrameLocks noChangeAspect="1"/>
             </wp:cNvGraphicFramePr>
@@ -924,12 +924,12 @@
               <a:graphicData uri="http://schemas.openxmlformats.org/drawingml/2006/picture">
                 <pic:pic>
                   <pic:nvPicPr>
-                    <pic:cNvPr id="0" name="02_entrada_tabla.png"/>
+                    <pic:cNvPr id="0" name="03_tabla_pegada.png"/>
                     <pic:cNvPicPr/>
                   </pic:nvPicPr>
                   <pic:blipFill>
                     <a:blip r:embed="rId15"/>
-                    <a:srcRect l="17500" t="37570" r="46875" b="32171"/>
+                    <a:srcRect l="21303" t="36111" r="34041" b="32222"/>
                     <a:stretch>
                       <a:fillRect/>
                     </a:stretch>
@@ -937,7 +937,7 @@
                   <pic:spPr>
                     <a:xfrm>
                       <a:off x="0" y="0"/>
-                      <a:ext cx="5760720" cy="2265546"/>
+                      <a:ext cx="5760720" cy="2691483"/>
                     </a:xfrm>
                     <a:prstGeom prst="rect"/>
                   </pic:spPr>
@@ -965,7 +965,7 @@
           <w:i w:val="0"/>
           <w:color w:val="222222"/>
         </w:rPr>
-        <w:t>Comprueba Datos válidos: 3 estudiantes. Revisa los valores antes de continuar: nota de 0 a 10 y porcentajes de 0 a 100. Conserva el mismo código para cada estudiante. Si hay un error, corrige lo señalado y pulsa Revisar tabla pegada otra vez.</w:t>
+        <w:t>Comprueba Datos válidos: 3 estudiantes. Revisa nota de 0 a 10 y porcentajes de 0 a 100. Conserva el mismo código para cada estudiante. Si hay un error, corrige lo señalado y vuelve a revisar la tabla. Pulsa Guardar indicadores y comprueba Indicadores guardados para 3 estudiantes. La tarjeta de progreso también cambia a Guardados en la base local.</w:t>
       </w:r>
     </w:p>
     <w:p>
@@ -984,8 +984,8 @@
       <w:r>
         <w:drawing>
           <wp:inline xmlns:a="http://schemas.openxmlformats.org/drawingml/2006/main" xmlns:pic="http://schemas.openxmlformats.org/drawingml/2006/picture">
-            <wp:extent cx="5760720" cy="1467481"/>
-            <wp:docPr id="8" name="Picture 8" descr="03 datos validados"/>
+            <wp:extent cx="5760720" cy="2404960"/>
+            <wp:docPr id="8" name="Picture 8" descr="04 datos guardados"/>
             <wp:cNvGraphicFramePr>
               <a:graphicFrameLocks noChangeAspect="1"/>
             </wp:cNvGraphicFramePr>
@@ -993,12 +993,12 @@
               <a:graphicData uri="http://schemas.openxmlformats.org/drawingml/2006/picture">
                 <pic:pic>
                   <pic:nvPicPr>
-                    <pic:cNvPr id="0" name="03_datos_validados.png"/>
+                    <pic:cNvPr id="0" name="04_datos_guardados.png"/>
                     <pic:cNvPicPr/>
                   </pic:nvPicPr>
                   <pic:blipFill>
                     <a:blip r:embed="rId16"/>
-                    <a:srcRect l="17500" t="75816" r="38542" b="0"/>
+                    <a:srcRect l="21303" t="37333" r="3294" b="14889"/>
                     <a:stretch>
                       <a:fillRect/>
                     </a:stretch>
@@ -1006,7 +1006,7 @@
                   <pic:spPr>
                     <a:xfrm>
                       <a:off x="0" y="0"/>
-                      <a:ext cx="5760720" cy="1467481"/>
+                      <a:ext cx="5760720" cy="2404960"/>
                     </a:xfrm>
                     <a:prstGeom prst="rect"/>
                   </pic:spPr>
@@ -1034,12 +1034,12 @@
           <w:i w:val="0"/>
           <w:color w:val="222222"/>
         </w:rPr>
-        <w:t>Pulsa Guardar indicadores para conservar los datos. Pulsa Calcular riesgo de demostración para obtener la tabla. La puntuación se guarda al calcularla. Pulsa Descargar reporte si quieres un archivo de resultados. Al abrir de nuevo, Cargar indicadores guardados recupera la lista.</w:t>
-      </w:r>
-    </w:p>
-    <w:p>
-      <w:pPr>
-        <w:keepNext w:val="0"/>
+        <w:t>Pulsa Calcular riesgo de demostración para obtener la tabla. Comprueba Resultados guardados en la base local. Si aparece un aviso de guardado, conserva el diagnóstico y descarga el resultado disponible antes de cerrar. Pulsa Descargar reporte para obtener el CSV. Al abrir de nuevo, Cargar indicadores guardados recupera la lista; vuelve a calcular para generar un reporte nuevo.</w:t>
+      </w:r>
+    </w:p>
+    <w:p>
+      <w:pPr>
+        <w:keepNext/>
         <w:keepLines/>
         <w:spacing w:after="160"/>
         <w:jc w:val="center"/>
@@ -1054,8 +1054,8 @@
       <w:r>
         <w:drawing>
           <wp:inline xmlns:a="http://schemas.openxmlformats.org/drawingml/2006/main" xmlns:pic="http://schemas.openxmlformats.org/drawingml/2006/picture">
-            <wp:extent cx="3931920" cy="1199096"/>
-            <wp:docPr id="9" name="Picture 9" descr="04 resultado modelo"/>
+            <wp:extent cx="5760720" cy="732674"/>
+            <wp:docPr id="9" name="Picture 9" descr="05 resultado modelo"/>
             <wp:cNvGraphicFramePr>
               <a:graphicFrameLocks noChangeAspect="1"/>
             </wp:cNvGraphicFramePr>
@@ -1063,12 +1063,12 @@
               <a:graphicData uri="http://schemas.openxmlformats.org/drawingml/2006/picture">
                 <pic:pic>
                   <pic:nvPicPr>
-                    <pic:cNvPr id="0" name="04_resultado_modelo.png"/>
+                    <pic:cNvPr id="0" name="05_resultado_modelo.png"/>
                     <pic:cNvPicPr/>
                   </pic:nvPicPr>
                   <pic:blipFill>
                     <a:blip r:embed="rId17"/>
-                    <a:srcRect l="17500" t="26772" r="53125" b="53881"/>
+                    <a:srcRect l="21303" t="20556" r="3294" b="64889"/>
                     <a:stretch>
                       <a:fillRect/>
                     </a:stretch>
@@ -1076,7 +1076,7 @@
                   <pic:spPr>
                     <a:xfrm>
                       <a:off x="0" y="0"/>
-                      <a:ext cx="3931920" cy="1199096"/>
+                      <a:ext cx="5760720" cy="732674"/>
                     </a:xfrm>
                     <a:prstGeom prst="rect"/>
                   </pic:spPr>
@@ -1086,14 +1086,27 @@
           </wp:inline>
         </w:drawing>
       </w:r>
-      <w:r>
-        <w:t xml:space="preserve"> </w:t>
-      </w:r>
+    </w:p>
+    <w:p>
+      <w:pPr>
+        <w:keepNext w:val="0"/>
+        <w:keepLines/>
+        <w:spacing w:after="160"/>
+        <w:jc w:val="center"/>
+      </w:pPr>
+      <w:r>
+        <w:rPr>
+          <w:b w:val="0"/>
+          <w:i w:val="0"/>
+          <w:color w:val="222222"/>
+        </w:rPr>
+      </w:r>
+      <w:r/>
       <w:r>
         <w:drawing>
           <wp:inline xmlns:a="http://schemas.openxmlformats.org/drawingml/2006/main" xmlns:pic="http://schemas.openxmlformats.org/drawingml/2006/picture">
-            <wp:extent cx="1828800" cy="330868"/>
-            <wp:docPr id="10" name="Picture 10" descr="04 resultado modelo"/>
+            <wp:extent cx="2011680" cy="632242"/>
+            <wp:docPr id="10" name="Picture 10" descr="05 resultado modelo"/>
             <wp:cNvGraphicFramePr>
               <a:graphicFrameLocks noChangeAspect="1"/>
             </wp:cNvGraphicFramePr>
@@ -1101,12 +1114,12 @@
               <a:graphicData uri="http://schemas.openxmlformats.org/drawingml/2006/picture">
                 <pic:pic>
                   <pic:nvPicPr>
-                    <pic:cNvPr id="0" name="04_resultado_modelo.png"/>
+                    <pic:cNvPr id="0" name="05_resultado_modelo.png"/>
                     <pic:cNvPicPr/>
                   </pic:nvPicPr>
                   <pic:blipFill>
                     <a:blip r:embed="rId17"/>
-                    <a:srcRect l="17500" t="76940" r="66667" b="16873"/>
+                    <a:srcRect l="21230" t="85222" r="58272" b="5000"/>
                     <a:stretch>
                       <a:fillRect/>
                     </a:stretch>
@@ -1114,7 +1127,7 @@
                   <pic:spPr>
                     <a:xfrm>
                       <a:off x="0" y="0"/>
-                      <a:ext cx="1828800" cy="330868"/>
+                      <a:ext cx="2011680" cy="632242"/>
                     </a:xfrm>
                     <a:prstGeom prst="rect"/>
                   </pic:spPr>
@@ -1142,7 +1155,7 @@
           <w:i w:val="0"/>
           <w:color w:val="222222"/>
         </w:rPr>
-        <w:t>En la barra lateral elige Estudiante. Escribe EST-001 y un mensaje ficticio, por ejemplo Caso ficticio: necesito apoyo para organizar las tareas del primer parcial. Pulsa Enviar solicitud y espera la confirmación. Puedes pedir apoyo aunque no exista una alerta.</w:t>
+        <w:t>En la barra lateral elige Estudiante. Escribe EST-401 y el mensaje ficticio Solicitud ficticia: necesito organizar mis tareas para el siguiente parcial. Pulsa Enviar solicitud y espera el folio de confirmación. Puedes pedir apoyo aunque no exista una alerta. La guía ¿Qué ocurre después? explica el recorrido: el tutor debe abrir su vista para consultar la solicitud; no se envían notificaciones.</w:t>
       </w:r>
     </w:p>
     <w:p>
@@ -1162,8 +1175,8 @@
       <w:r>
         <w:drawing>
           <wp:inline xmlns:a="http://schemas.openxmlformats.org/drawingml/2006/main" xmlns:pic="http://schemas.openxmlformats.org/drawingml/2006/picture">
-            <wp:extent cx="5760720" cy="3039976"/>
-            <wp:docPr id="11" name="Picture 11" descr="05 solicitud entrada"/>
+            <wp:extent cx="5212080" cy="3746182"/>
+            <wp:docPr id="11" name="Picture 11" descr="06 solicitud entrada"/>
             <wp:cNvGraphicFramePr>
               <a:graphicFrameLocks noChangeAspect="1"/>
             </wp:cNvGraphicFramePr>
@@ -1171,12 +1184,12 @@
               <a:graphicData uri="http://schemas.openxmlformats.org/drawingml/2006/picture">
                 <pic:pic>
                   <pic:nvPicPr>
-                    <pic:cNvPr id="0" name="05_solicitud_entrada.png"/>
+                    <pic:cNvPr id="0" name="06_solicitud_entrada.png"/>
                     <pic:cNvPicPr/>
                   </pic:nvPicPr>
                   <pic:blipFill>
                     <a:blip r:embed="rId18"/>
-                    <a:srcRect l="17500" t="37908" r="41146" b="14961"/>
+                    <a:srcRect l="21303" t="37556" r="34187" b="13889"/>
                     <a:stretch>
                       <a:fillRect/>
                     </a:stretch>
@@ -1184,7 +1197,7 @@
                   <pic:spPr>
                     <a:xfrm>
                       <a:off x="0" y="0"/>
-                      <a:ext cx="5760720" cy="3039976"/>
+                      <a:ext cx="5212080" cy="3746182"/>
                     </a:xfrm>
                     <a:prstGeom prst="rect"/>
                   </pic:spPr>
@@ -1212,12 +1225,12 @@
           <w:i w:val="0"/>
           <w:color w:val="222222"/>
         </w:rPr>
-        <w:t>Elige Tutor y revisa Solicitudes recibidas. Baja hasta el formulario: escribe EST-001, selecciona Tutoria y anota Caso ficticio: tutoría semanal y calendario de tareas acordado. Pulsa Registrar apoyo y comprueba que aparece en Apoyos registrados.</w:t>
-      </w:r>
-    </w:p>
-    <w:p>
-      <w:pPr>
-        <w:keepNext w:val="0"/>
+        <w:t>Elige Tutor. En Leer una solicitud selecciona la de EST-401 y revisa el mensaje completo en Detalle de la solicitud. Pulsa Usar este código en el acuerdo para llenar sólo el identificador del formulario. Ver todas las solicitudes permite desplegar la tabla con folios y fechas. La captura muestra la selección y, debajo, el botón para pasar el código.</w:t>
+      </w:r>
+    </w:p>
+    <w:p>
+      <w:pPr>
+        <w:keepNext/>
         <w:keepLines/>
         <w:spacing w:after="160"/>
         <w:jc w:val="center"/>
@@ -1232,8 +1245,8 @@
       <w:r>
         <w:drawing>
           <wp:inline xmlns:a="http://schemas.openxmlformats.org/drawingml/2006/main" xmlns:pic="http://schemas.openxmlformats.org/drawingml/2006/picture">
-            <wp:extent cx="5760720" cy="2757019"/>
-            <wp:docPr id="12" name="Picture 12" descr="16 tutor formulario"/>
+            <wp:extent cx="4846320" cy="1788309"/>
+            <wp:docPr id="12" name="Picture 12" descr="09 tutor acuerdo"/>
             <wp:cNvGraphicFramePr>
               <a:graphicFrameLocks noChangeAspect="1"/>
             </wp:cNvGraphicFramePr>
@@ -1241,12 +1254,12 @@
               <a:graphicData uri="http://schemas.openxmlformats.org/drawingml/2006/picture">
                 <pic:pic>
                   <pic:nvPicPr>
-                    <pic:cNvPr id="0" name="16_tutor_formulario.png"/>
+                    <pic:cNvPr id="0" name="09_tutor_acuerdo.png"/>
                     <pic:cNvPicPr/>
                   </pic:nvPicPr>
                   <pic:blipFill>
                     <a:blip r:embed="rId19"/>
-                    <a:srcRect l="17500" t="13611" r="41146" b="43645"/>
+                    <a:srcRect l="21303" t="27889" r="39019" b="49889"/>
                     <a:stretch>
                       <a:fillRect/>
                     </a:stretch>
@@ -1254,7 +1267,7 @@
                   <pic:spPr>
                     <a:xfrm>
                       <a:off x="0" y="0"/>
-                      <a:ext cx="5760720" cy="2757019"/>
+                      <a:ext cx="4846320" cy="1788309"/>
                     </a:xfrm>
                     <a:prstGeom prst="rect"/>
                   </pic:spPr>
@@ -1267,6 +1280,57 @@
     </w:p>
     <w:p>
       <w:pPr>
+        <w:keepNext w:val="0"/>
+        <w:keepLines/>
+        <w:spacing w:after="160"/>
+        <w:jc w:val="center"/>
+      </w:pPr>
+      <w:r>
+        <w:rPr>
+          <w:b w:val="0"/>
+          <w:i w:val="0"/>
+          <w:color w:val="222222"/>
+        </w:rPr>
+      </w:r>
+      <w:r/>
+      <w:r>
+        <w:drawing>
+          <wp:inline xmlns:a="http://schemas.openxmlformats.org/drawingml/2006/main" xmlns:pic="http://schemas.openxmlformats.org/drawingml/2006/picture">
+            <wp:extent cx="4846320" cy="777914"/>
+            <wp:docPr id="13" name="Picture 13" descr="09 tutor acuerdo"/>
+            <wp:cNvGraphicFramePr>
+              <a:graphicFrameLocks noChangeAspect="1"/>
+            </wp:cNvGraphicFramePr>
+            <a:graphic>
+              <a:graphicData uri="http://schemas.openxmlformats.org/drawingml/2006/picture">
+                <pic:pic>
+                  <pic:nvPicPr>
+                    <pic:cNvPr id="0" name="09_tutor_acuerdo.png"/>
+                    <pic:cNvPicPr/>
+                  </pic:nvPicPr>
+                  <pic:blipFill>
+                    <a:blip r:embed="rId19"/>
+                    <a:srcRect l="21303" t="59111" r="39019" b="31222"/>
+                    <a:stretch>
+                      <a:fillRect/>
+                    </a:stretch>
+                  </pic:blipFill>
+                  <pic:spPr>
+                    <a:xfrm>
+                      <a:off x="0" y="0"/>
+                      <a:ext cx="4846320" cy="777914"/>
+                    </a:xfrm>
+                    <a:prstGeom prst="rect"/>
+                  </pic:spPr>
+                </pic:pic>
+              </a:graphicData>
+            </a:graphic>
+          </wp:inline>
+        </w:drawing>
+      </w:r>
+    </w:p>
+    <w:p>
+      <w:pPr>
         <w:pStyle w:val="Prrafodelista"/>
         <w:keepNext/>
         <w:keepLines/>
@@ -1282,7 +1346,7 @@
           <w:i w:val="0"/>
           <w:color w:val="222222"/>
         </w:rPr>
-        <w:t>En Apoyo para seguimiento elige el registro de EST-001. Cambia Estado del apoyo a En seguimiento y escribe Caso ficticio: se completó la primera tutoría y se acordó revisar las tareas en una semana. Pulsa Guardar seguimiento. Revisa la confirmación y el Historial del apoyo seleccionado.</w:t>
+        <w:t>En Registrar un acuerdo de apoyo comprueba EST-401, selecciona Tutoría académica y anota Acuerdo ficticio: revisar tareas pendientes el viernes y organizar un plan semanal. Pulsa Registrar apoyo y comprueba que aparece en Apoyos registrados. Copiar el código no envía el acuerdo: este botón es el que lo guarda.</w:t>
       </w:r>
     </w:p>
     <w:p>
@@ -1302,8 +1366,8 @@
       <w:r>
         <w:drawing>
           <wp:inline xmlns:a="http://schemas.openxmlformats.org/drawingml/2006/main" xmlns:pic="http://schemas.openxmlformats.org/drawingml/2006/picture">
-            <wp:extent cx="5760720" cy="2930021"/>
-            <wp:docPr id="13" name="Picture 13" descr="08 seguimiento guardado"/>
+            <wp:extent cx="3931920" cy="4116084"/>
+            <wp:docPr id="14" name="Picture 14" descr="09 tutor acuerdo"/>
             <wp:cNvGraphicFramePr>
               <a:graphicFrameLocks noChangeAspect="1"/>
             </wp:cNvGraphicFramePr>
@@ -1311,12 +1375,12 @@
               <a:graphicData uri="http://schemas.openxmlformats.org/drawingml/2006/picture">
                 <pic:pic>
                   <pic:nvPicPr>
-                    <pic:cNvPr id="0" name="08_seguimiento_guardado.png"/>
+                    <pic:cNvPr id="0" name="09_tutor_acuerdo.png"/>
                     <pic:cNvPicPr/>
                   </pic:nvPicPr>
                   <pic:blipFill>
-                    <a:blip r:embed="rId20"/>
-                    <a:srcRect l="17500" t="21935" r="28125" b="18335"/>
+                    <a:blip r:embed="rId19"/>
+                    <a:srcRect l="65447" t="16667" r="3294" b="33667"/>
                     <a:stretch>
                       <a:fillRect/>
                     </a:stretch>
@@ -1324,7 +1388,7 @@
                   <pic:spPr>
                     <a:xfrm>
                       <a:off x="0" y="0"/>
-                      <a:ext cx="5760720" cy="2930021"/>
+                      <a:ext cx="3931920" cy="4116084"/>
                     </a:xfrm>
                     <a:prstGeom prst="rect"/>
                   </pic:spPr>
@@ -1352,12 +1416,12 @@
           <w:i w:val="0"/>
           <w:color w:val="222222"/>
         </w:rPr>
-        <w:t>Para terminar, en la ventana de control pulsa Guardar respaldo y elige dónde guardar la copia. Después pulsa Cerrar MESSI. Al volver a abrirlo, los registros guardados siguen en esa computadora; cerrar sólo la pestaña no cierra MESSI.</w:t>
-      </w:r>
-    </w:p>
-    <w:p>
-      <w:pPr>
-        <w:keepNext w:val="0"/>
+        <w:t>En Apoyo para seguimiento elige el registro de EST-401. Cambia Estado del apoyo a En seguimiento y escribe una nota ficticia sobre la primera revisión y el próximo acuerdo. Pulsa Guardar seguimiento. Revisa la confirmación y el Historial del apoyo seleccionado. Las capturas muestran el formulario antes de enviar y el historial guardado. Si no ves todas las columnas, amplía la tabla desde el icono de la esquina superior derecha.</w:t>
+      </w:r>
+    </w:p>
+    <w:p>
+      <w:pPr>
+        <w:keepNext/>
         <w:keepLines/>
         <w:spacing w:after="160"/>
         <w:jc w:val="center"/>
@@ -1372,8 +1436,8 @@
       <w:r>
         <w:drawing>
           <wp:inline xmlns:a="http://schemas.openxmlformats.org/drawingml/2006/main" xmlns:pic="http://schemas.openxmlformats.org/drawingml/2006/picture">
-            <wp:extent cx="3840480" cy="2727297"/>
-            <wp:docPr id="14" name="Picture 14" descr="15 control messi"/>
+            <wp:extent cx="5760720" cy="385912"/>
+            <wp:docPr id="15" name="Picture 15" descr="10 seguimiento entrada"/>
             <wp:cNvGraphicFramePr>
               <a:graphicFrameLocks noChangeAspect="1"/>
             </wp:cNvGraphicFramePr>
@@ -1381,7 +1445,180 @@
               <a:graphicData uri="http://schemas.openxmlformats.org/drawingml/2006/picture">
                 <pic:pic>
                   <pic:nvPicPr>
-                    <pic:cNvPr id="0" name="15_control_messi.png"/>
+                    <pic:cNvPr id="0" name="10_seguimiento_entrada.png"/>
+                    <pic:cNvPicPr/>
+                  </pic:nvPicPr>
+                  <pic:blipFill>
+                    <a:blip r:embed="rId20"/>
+                    <a:srcRect l="21303" t="51556" r="3294" b="40778"/>
+                    <a:stretch>
+                      <a:fillRect/>
+                    </a:stretch>
+                  </pic:blipFill>
+                  <pic:spPr>
+                    <a:xfrm>
+                      <a:off x="0" y="0"/>
+                      <a:ext cx="5760720" cy="385912"/>
+                    </a:xfrm>
+                    <a:prstGeom prst="rect"/>
+                  </pic:spPr>
+                </pic:pic>
+              </a:graphicData>
+            </a:graphic>
+          </wp:inline>
+        </w:drawing>
+      </w:r>
+    </w:p>
+    <w:p>
+      <w:pPr>
+        <w:keepNext/>
+        <w:keepLines/>
+        <w:spacing w:after="160"/>
+        <w:jc w:val="center"/>
+      </w:pPr>
+      <w:r>
+        <w:rPr>
+          <w:b w:val="0"/>
+          <w:i w:val="0"/>
+          <w:color w:val="222222"/>
+        </w:rPr>
+      </w:r>
+      <w:r/>
+      <w:r>
+        <w:drawing>
+          <wp:inline xmlns:a="http://schemas.openxmlformats.org/drawingml/2006/main" xmlns:pic="http://schemas.openxmlformats.org/drawingml/2006/picture">
+            <wp:extent cx="4023360" cy="2920940"/>
+            <wp:docPr id="16" name="Picture 16" descr="10 seguimiento entrada"/>
+            <wp:cNvGraphicFramePr>
+              <a:graphicFrameLocks noChangeAspect="1"/>
+            </wp:cNvGraphicFramePr>
+            <a:graphic>
+              <a:graphicData uri="http://schemas.openxmlformats.org/drawingml/2006/picture">
+                <pic:pic>
+                  <pic:nvPicPr>
+                    <pic:cNvPr id="0" name="10_seguimiento_entrada.png"/>
+                    <pic:cNvPicPr/>
+                  </pic:nvPicPr>
+                  <pic:blipFill>
+                    <a:blip r:embed="rId20"/>
+                    <a:srcRect l="21303" t="60556" r="47438" b="5000"/>
+                    <a:stretch>
+                      <a:fillRect/>
+                    </a:stretch>
+                  </pic:blipFill>
+                  <pic:spPr>
+                    <a:xfrm>
+                      <a:off x="0" y="0"/>
+                      <a:ext cx="4023360" cy="2920940"/>
+                    </a:xfrm>
+                    <a:prstGeom prst="rect"/>
+                  </pic:spPr>
+                </pic:pic>
+              </a:graphicData>
+            </a:graphic>
+          </wp:inline>
+        </w:drawing>
+      </w:r>
+    </w:p>
+    <w:p>
+      <w:pPr>
+        <w:keepNext w:val="0"/>
+        <w:keepLines/>
+        <w:spacing w:after="160"/>
+        <w:jc w:val="center"/>
+      </w:pPr>
+      <w:r>
+        <w:rPr>
+          <w:b w:val="0"/>
+          <w:i w:val="0"/>
+          <w:color w:val="222222"/>
+        </w:rPr>
+      </w:r>
+      <w:r/>
+      <w:r/>
+      <w:r>
+        <w:drawing>
+          <wp:inline xmlns:a="http://schemas.openxmlformats.org/drawingml/2006/main" xmlns:pic="http://schemas.openxmlformats.org/drawingml/2006/picture">
+            <wp:extent cx="5760720" cy="1379177"/>
+            <wp:docPr id="17" name="Picture 17" descr="11 seguimiento guardado"/>
+            <wp:cNvGraphicFramePr>
+              <a:graphicFrameLocks noChangeAspect="1"/>
+            </wp:cNvGraphicFramePr>
+            <a:graphic>
+              <a:graphicData uri="http://schemas.openxmlformats.org/drawingml/2006/picture">
+                <pic:pic>
+                  <pic:nvPicPr>
+                    <pic:cNvPr id="0" name="11_seguimiento_guardado.png"/>
+                    <pic:cNvPicPr/>
+                  </pic:nvPicPr>
+                  <pic:blipFill>
+                    <a:blip r:embed="rId21"/>
+                    <a:srcRect l="56955" t="65333" r="3294" b="20222"/>
+                    <a:stretch>
+                      <a:fillRect/>
+                    </a:stretch>
+                  </pic:blipFill>
+                  <pic:spPr>
+                    <a:xfrm>
+                      <a:off x="0" y="0"/>
+                      <a:ext cx="5760720" cy="1379177"/>
+                    </a:xfrm>
+                    <a:prstGeom prst="rect"/>
+                  </pic:spPr>
+                </pic:pic>
+              </a:graphicData>
+            </a:graphic>
+          </wp:inline>
+        </w:drawing>
+      </w:r>
+    </w:p>
+    <w:p>
+      <w:pPr>
+        <w:pStyle w:val="Prrafodelista"/>
+        <w:keepNext/>
+        <w:keepLines/>
+        <w:numPr>
+          <w:ilvl w:val="0"/>
+          <w:numId w:val="4"/>
+        </w:numPr>
+        <w:spacing w:after="80"/>
+      </w:pPr>
+      <w:r>
+        <w:rPr>
+          <w:b w:val="0"/>
+          <w:i w:val="0"/>
+          <w:color w:val="222222"/>
+        </w:rPr>
+        <w:t>Para terminar, en Cuida tus registros de la ventana de control pulsa Guardar respaldo y elige dónde guardar la copia. Guardar diagnóstico genera un reporte técnico si necesitas ayuda. Después pulsa Cerrar MESSI. Al volver a abrirlo, los registros guardados siguen en esa computadora; cerrar sólo la pestaña no cierra MESSI.</w:t>
+      </w:r>
+    </w:p>
+    <w:p>
+      <w:pPr>
+        <w:keepNext w:val="0"/>
+        <w:keepLines/>
+        <w:spacing w:after="160"/>
+        <w:jc w:val="center"/>
+      </w:pPr>
+      <w:r>
+        <w:rPr>
+          <w:b w:val="0"/>
+          <w:i w:val="0"/>
+          <w:color w:val="222222"/>
+        </w:rPr>
+      </w:r>
+      <w:r>
+        <w:drawing>
+          <wp:inline xmlns:a="http://schemas.openxmlformats.org/drawingml/2006/main" xmlns:pic="http://schemas.openxmlformats.org/drawingml/2006/picture">
+            <wp:extent cx="4206240" cy="3327122"/>
+            <wp:docPr id="18" name="Picture 18" descr="17 control instalado"/>
+            <wp:cNvGraphicFramePr>
+              <a:graphicFrameLocks noChangeAspect="1"/>
+            </wp:cNvGraphicFramePr>
+            <a:graphic>
+              <a:graphicData uri="http://schemas.openxmlformats.org/drawingml/2006/picture">
+                <pic:pic>
+                  <pic:nvPicPr>
+                    <pic:cNvPr id="0" name="17_control_instalado.jpg"/>
                     <pic:cNvPicPr/>
                   </pic:nvPicPr>
                   <pic:blipFill>
@@ -1393,7 +1630,7 @@
                   <pic:spPr>
                     <a:xfrm>
                       <a:off x="0" y="0"/>
-                      <a:ext cx="3840480" cy="2727297"/>
+                      <a:ext cx="4206240" cy="3327122"/>
                     </a:xfrm>
                     <a:prstGeom prst="rect"/>
                   </pic:spPr>
@@ -1480,8 +1717,8 @@
             <w:r>
               <w:drawing>
                 <wp:inline xmlns:a="http://schemas.openxmlformats.org/drawingml/2006/main" xmlns:pic="http://schemas.openxmlformats.org/drawingml/2006/picture">
-                  <wp:extent cx="5760720" cy="996783"/>
-                  <wp:docPr id="15" name="Picture 15" descr="04 resultado modelo"/>
+                  <wp:extent cx="5760720" cy="1475306"/>
+                  <wp:docPr id="19" name="Picture 19" descr="05 resultado modelo"/>
                   <wp:cNvGraphicFramePr>
                     <a:graphicFrameLocks noChangeAspect="1"/>
                   </wp:cNvGraphicFramePr>
@@ -1489,12 +1726,12 @@
                     <a:graphicData uri="http://schemas.openxmlformats.org/drawingml/2006/picture">
                       <pic:pic>
                         <pic:nvPicPr>
-                          <pic:cNvPr id="0" name="04_resultado_modelo.png"/>
+                          <pic:cNvPr id="0" name="05_resultado_modelo.png"/>
                           <pic:cNvPicPr/>
                         </pic:nvPicPr>
                         <pic:blipFill>
                           <a:blip r:embed="rId17"/>
-                          <a:srcRect l="17500" t="54556" r="38854" b="29134"/>
+                          <a:srcRect l="21303" t="62778" r="36676" b="20889"/>
                           <a:stretch>
                             <a:fillRect/>
                           </a:stretch>
@@ -1502,7 +1739,7 @@
                         <pic:spPr>
                           <a:xfrm>
                             <a:off x="0" y="0"/>
-                            <a:ext cx="5760720" cy="996783"/>
+                            <a:ext cx="5760720" cy="1475306"/>
                           </a:xfrm>
                           <a:prstGeom prst="rect"/>
                         </pic:spPr>
@@ -1533,8 +1770,8 @@
             <w:r>
               <w:drawing>
                 <wp:inline xmlns:a="http://schemas.openxmlformats.org/drawingml/2006/main" xmlns:pic="http://schemas.openxmlformats.org/drawingml/2006/picture">
-                  <wp:extent cx="5760720" cy="1273329"/>
-                  <wp:docPr id="16" name="Picture 16" descr="04 resultado modelo"/>
+                  <wp:extent cx="5760720" cy="1857074"/>
+                  <wp:docPr id="20" name="Picture 20" descr="05 resultado modelo"/>
                   <wp:cNvGraphicFramePr>
                     <a:graphicFrameLocks noChangeAspect="1"/>
                   </wp:cNvGraphicFramePr>
@@ -1542,12 +1779,12 @@
                     <a:graphicData uri="http://schemas.openxmlformats.org/drawingml/2006/picture">
                       <pic:pic>
                         <pic:nvPicPr>
-                          <pic:cNvPr id="0" name="04_resultado_modelo.png"/>
+                          <pic:cNvPr id="0" name="05_resultado_modelo.png"/>
                           <pic:cNvPicPr/>
                         </pic:nvPicPr>
                         <pic:blipFill>
                           <a:blip r:embed="rId17"/>
-                          <a:srcRect l="61146" t="54556" r="4688" b="29134"/>
+                          <a:srcRect l="63324" t="62778" r="3294" b="20889"/>
                           <a:stretch>
                             <a:fillRect/>
                           </a:stretch>
@@ -1555,7 +1792,7 @@
                         <pic:spPr>
                           <a:xfrm>
                             <a:off x="0" y="0"/>
-                            <a:ext cx="5760720" cy="1273329"/>
+                            <a:ext cx="5760720" cy="1857074"/>
                           </a:xfrm>
                           <a:prstGeom prst="rect"/>
                         </pic:spPr>
@@ -1636,7 +1873,7 @@
                 <w:sz w:val="20"/>
                 <w:szCs w:val="19"/>
               </w:rPr>
-              <w:t>Código del estudiante identifica la fila ficticia. Nota del primer parcial, Asistencia (%) y Tareas entregadas (%) son los datos que ingresaste; no explican por sí solos por qué la red produjo un resultado.</w:t>
+              <w:t>La captura muestra dos fragmentos de la misma tabla, de izquierda a derecha. Código del estudiante identifica la fila ficticia. Nota del primer parcial, Asistencia (%) y Tareas entregadas (%) son los datos que ingresaste; no explican por sí solos por qué la red produjo un resultado.</w:t>
             </w:r>
           </w:p>
           <w:p>
@@ -1654,7 +1891,7 @@
                 <w:sz w:val="20"/>
                 <w:szCs w:val="19"/>
               </w:rPr>
-              <w:t>Puntuación de demostración va de 0 a 1. Un valor de 0.5 o más marca Revisar con tutor. En la captura EST-001 obtuvo 0.5866 y EST-003 0.5747: ambos tienen la marca. EST-002 obtuvo 0.4519, sin marca. No son probabilidades validadas de reprobar; una marca vacía tampoco garantiza que el estudiante no necesite ayuda.</w:t>
+              <w:t>Puntuación de demostración va de 0 a 1. Un valor de 0.5 o más marca Revisar con tutor. En la captura EST-401 obtuvo 0.5866 y EST-403 0.5622: ambos tienen la marca. EST-402 obtuvo 0.4831, sin marca. No son probabilidades validadas de reprobar; una marca vacía tampoco garantiza que el estudiante no necesite ayuda.</w:t>
             </w:r>
           </w:p>
           <w:p>
